--- a/assets/letter_template.docx
+++ b/assets/letter_template.docx
@@ -146,10 +146,10 @@
   <w:docDefaults>
     <w:rPrDefault>
       <w:rPr>
-        <w:rFonts w:asciiTheme="minorHAnsi" w:eastAsiaTheme="minorHAnsi" w:hAnsiTheme="minorHAnsi" w:cstheme="minorBidi"/>
+        <w:rFonts w:ascii="Sakkal Majalla" w:eastAsia="Sakkal Majalla" w:hAnsi="Sakkal Majalla" w:cs="Sakkal Majalla"/>
         <w:kern w:val="2"/>
-        <w:sz w:val="22"/>
-        <w:szCs w:val="22"/>
+        <w:sz w:val="28"/>
+        <w:szCs w:val="28"/>
         <w:lang w:val="en-US" w:eastAsia="en-US" w:bidi="ar-SA"/>
         <w14:ligatures w14:val="standardContextual"/>
       </w:rPr>
